--- a/safaitic-research/register/wer_dies_liest_register_v8.docx
+++ b/safaitic-research/register/wer_dies_liest_register_v8.docx
@@ -98,7 +98,7 @@
         <w:t xml:space="preserve">— </w:t>
       </w:r>
       <w:r>
-        <w:t xml:space="preserve">Viele tausend Steine auf dem Gebiet des heutigen Syrien, Saudi-Arabien, Jordanien und des Irak haben die Ritzungen gehalten. Die safaitische Schrift führt keinen Dialog, trägt keine Vokale, nur Konsonanten.</w:t>
+        <w:t xml:space="preserve">Viele tausend Steine auf dem Gebiet des heutigen Syrien, Saudi-Arabien, Jordanien und des Irak haben die Ritzungen gehalten. Die safaitische Schrift führt keine Vokale, nur Konsonanten.</w:t>
       </w:r>
     </w:p>
     <w:p>
@@ -115,7 +115,7 @@
         <w:t xml:space="preserve">— </w:t>
       </w:r>
       <w:r>
-        <w:t xml:space="preserve">Nicht Handlung, nicht Drama – eine Schrift, die dauern sollte. Und gedauert hat. Sie ist auf verdichtete Form aus, auf Sprache als Akte in den Stein. </w:t>
+        <w:t xml:space="preserve">Nicht Handlung, nicht Dialog, nicht Drama – sondern Schrift, die dauern sollte. Sie ist auf verdichtete Form aus, auf Sprache als Akte in den Stein. Vor dem Verschwinden.</w:t>
       </w:r>
     </w:p>
     <w:p>
@@ -132,7 +132,7 @@
         <w:t xml:space="preserve">— </w:t>
       </w:r>
       <w:r>
-        <w:t xml:space="preserve">Was da steht, wird gesprochen worden sein (von wem?). Namen und Orte tragen deshalb an einigen Stellen Sonderzeichen. Für Laute, die das deutsche Alphabet nicht kennt. </w:t>
+        <w:t xml:space="preserve">Wie die Inschriften klangen, weiß niemand genau. Welche Laute unterschieden wurden, lässt sich erschließen – dafür sind Sonderzeichen mit ins Deutsche übertragen.</w:t>
       </w:r>
     </w:p>
     <w:p>
@@ -149,7 +149,7 @@
         <w:t xml:space="preserve">— </w:t>
       </w:r>
       <w:r>
-        <w:t xml:space="preserve">Bei einem kleinen Teil der Inschriften stehen Zeichnungen daneben – Tiere, Menschen, Gegenstände, eine Art antikes Graffiti. Diese gehören nicht hierher.  </w:t>
+        <w:t xml:space="preserve">Neben einem kleinen Teil der safaitischen Inschriften stehen Zeichnungen – Tiere, Menschen, Gegenstände, eine Art antikes Graffiti. Diese gehören nicht hierher.  </w:t>
       </w:r>
     </w:p>
     <w:p>
@@ -166,7 +166,7 @@
         <w:t xml:space="preserve">— </w:t>
       </w:r>
       <w:r>
-        <w:t xml:space="preserve">138 ausgewählte Inschriften durchlaufen hier Schriftakte vom Stehen am Stein, über Wünsche, Flüche, hin zum Fehlen und zum Zeugnis. Über jeder steht, wo sie liegt und wer sie zuerst gedruckt hat. </w:t>
+        <w:t xml:space="preserve">138 ausgewählte Inschriften durchlaufen Schriftakte vom Stehen am Stein, über Wünsche, Flüche, hin zum Fehlen und zum Zeugnis. Über jeder steht, wo sie zu finden ist und wer sie zuerst veröffentlicht hat. </w:t>
       </w:r>
     </w:p>
     <w:p>
@@ -183,7 +183,7 @@
         <w:t xml:space="preserve">— </w:t>
       </w:r>
       <w:r>
-        <w:t xml:space="preserve">Die acht Register umreißen eine nomadische Grammatik. Lachen, Freude, Dank gehören (vermutlich) zum gemeinsamen Leben in den Zelten. Hier, draußen, allein, beim Schreiben, gibt es das nicht. Auch Fragen oder Zweifel nicht. Geschrieben steht, worüber Anwesende schweigen. Akte im Verschwinden.</w:t>
+        <w:t xml:space="preserve">Die acht Register umreißen eine nomadische Grammatik. Lachen, Freude, Dank gehören (vermutlich) zum gemeinsamen Leben in den Zelten. Hier, draußen, allein, beim Schreiben, nicht. Auch Fragen oder Zweifel fehlen. Geschrieben steht, worüber man zusammen schweigt.</w:t>
       </w:r>
     </w:p>
     <w:p/>
@@ -5723,7 +5723,16 @@
         <w:spacing w:after="200" w:line="320" w:lineRule="auto"/>
       </w:pPr>
       <w:r>
-        <w:t xml:space="preserve">Über den einzelnen Inschriften stehen Kürzel, die einerseits auf die historischen Editionen verweisen, in denen die Inschriften erstmals dokumentiert wurden, und andererseits die Fundorte der Inschriften markieren.</w:t>
+        <w:rPr>
+          <w:i/>
+          <w:iCs/>
+          <w:sz w:val="26"/>
+          <w:szCs w:val="26"/>
+        </w:rPr>
+        <w:t xml:space="preserve">— </w:t>
+      </w:r>
+      <w:r>
+        <w:t xml:space="preserve">Kürzel über den Inschriften verweisen auf deren Fundorte und auf die historischen Editionen, in denen die Inschriften erstmals dokumentiert wurden.</w:t>
       </w:r>
     </w:p>
     <w:p>
@@ -5731,229 +5740,16 @@
         <w:spacing w:after="200" w:line="320" w:lineRule="auto"/>
       </w:pPr>
       <w:r>
-        <w:t xml:space="preserve">Hier die Legende von Erstausgaben, Fundorten und Sonderzeichen.</w:t>
-      </w:r>
-    </w:p>
-    <w:p/>
-    <w:p>
-      <w:pPr>
-        <w:spacing w:after="120" w:line="300" w:lineRule="auto"/>
-      </w:pPr>
-      <w:r>
-        <w:rPr>
-          <w:b/>
-        </w:rPr>
-        <w:t xml:space="preserve">Erstausgaben</w:t>
-      </w:r>
-    </w:p>
-    <w:p>
-      <w:pPr>
-        <w:spacing w:after="120" w:line="300" w:lineRule="auto"/>
-      </w:pPr>
-      <w:r>
-        <w:rPr>
-          <w:b/>
-        </w:rPr>
-        <w:t xml:space="preserve">HCH</w:t>
-      </w:r>
-      <w:r>
-        <w:t xml:space="preserve">: Inscriptions in the Harra Collection – Das von G. L. Harding 1953 in der jordanischen Basaltwüste dokumentierte Korpus.</w:t>
-      </w:r>
-    </w:p>
-    <w:p>
-      <w:pPr>
-        <w:spacing w:after="120" w:line="300" w:lineRule="auto"/>
-      </w:pPr>
-      <w:r>
-        <w:rPr>
-          <w:b/>
-        </w:rPr>
-        <w:t xml:space="preserve">KRS</w:t>
-      </w:r>
-      <w:r>
-        <w:t xml:space="preserve">: King Ramadan Survey – Funde aus den systematischen archäologischen Surveys in Nordostjordanien.</w:t>
-      </w:r>
-    </w:p>
-    <w:p>
-      <w:pPr>
-        <w:spacing w:after="120" w:line="300" w:lineRule="auto"/>
-      </w:pPr>
-      <w:r>
-        <w:rPr>
-          <w:b/>
-        </w:rPr>
-        <w:t xml:space="preserve">LP</w:t>
-      </w:r>
-      <w:r>
-        <w:t xml:space="preserve">: Littmann, Safaitic Inscriptions – frühe, grundlegende Editionen der Enno-Littmann-Expeditionen vom Beginn des 20. Jahrhunderts.</w:t>
-      </w:r>
-    </w:p>
-    <w:p>
-      <w:pPr>
-        <w:spacing w:after="120" w:line="300" w:lineRule="auto"/>
-      </w:pPr>
-      <w:r>
-        <w:rPr>
-          <w:b/>
-        </w:rPr>
-        <w:t xml:space="preserve">WH</w:t>
-      </w:r>
-      <w:r>
-        <w:t xml:space="preserve">: Winnett &amp; Harding, Inscriptions from Fifty Safaitic Cairns – Dokumentation von fünfzig Steinhügeln mit safaitischen Inschriften.</w:t>
-      </w:r>
-    </w:p>
-    <w:p>
-      <w:pPr>
-        <w:spacing w:after="120" w:line="300" w:lineRule="auto"/>
-      </w:pPr>
-      <w:r>
-        <w:rPr>
-          <w:b/>
-        </w:rPr>
-        <w:t xml:space="preserve">C</w:t>
-      </w:r>
-      <w:r>
-        <w:t xml:space="preserve">: Corpus Inscriptionum Semiticarum, Pars V – die safaitischen Inschriften (u. a. Dussaud &amp; Macler; Ryckmans 1950).</w:t>
-      </w:r>
-    </w:p>
-    <w:p>
-      <w:pPr>
-        <w:spacing w:after="120" w:line="300" w:lineRule="auto"/>
-      </w:pPr>
-      <w:r>
-        <w:rPr>
-          <w:b/>
-        </w:rPr>
-        <w:t xml:space="preserve">SIJ</w:t>
-      </w:r>
-      <w:r>
-        <w:t xml:space="preserve">: Winnett, Safaitic Inscriptions from Jordan (Toronto 1957).</w:t>
-      </w:r>
-    </w:p>
-    <w:p>
-      <w:pPr>
-        <w:spacing w:after="120" w:line="300" w:lineRule="auto"/>
-      </w:pPr>
-      <w:r>
-        <w:rPr>
-          <w:b/>
-        </w:rPr>
-        <w:t xml:space="preserve">ISB</w:t>
-      </w:r>
-      <w:r>
-        <w:t xml:space="preserve">: Oxtoby, Some Inscriptions of the Safaitic Bedouin (New Haven 1968).</w:t>
-      </w:r>
-    </w:p>
-    <w:p>
-      <w:pPr>
-        <w:spacing w:after="120" w:line="300" w:lineRule="auto"/>
-      </w:pPr>
-      <w:r>
-        <w:rPr>
-          <w:b/>
-        </w:rPr>
-        <w:t xml:space="preserve">CSNS</w:t>
-      </w:r>
-      <w:r>
-        <w:t xml:space="preserve">: Clark, A Study of New Safaitic Inscriptions from Jordan (1979).</w:t>
-      </w:r>
-    </w:p>
-    <w:p>
-      <w:pPr>
-        <w:spacing w:after="120" w:line="300" w:lineRule="auto"/>
-      </w:pPr>
-      <w:r>
-        <w:rPr>
-          <w:b/>
-        </w:rPr>
-        <w:t xml:space="preserve">Rees</w:t>
-      </w:r>
-      <w:r>
-        <w:t xml:space="preserve">: L. W. B. Rees, frühe Aufnahmen aus der Ḥarrat al-Raǧil (1920er Jahre).</w:t>
-      </w:r>
-    </w:p>
-    <w:p>
-      <w:pPr>
-        <w:spacing w:after="120" w:line="300" w:lineRule="auto"/>
-      </w:pPr>
-      <w:r>
-        <w:rPr>
-          <w:b/>
-        </w:rPr>
-        <w:t xml:space="preserve">Is.L / Is.Mu</w:t>
-      </w:r>
-      <w:r>
-        <w:t xml:space="preserve">: Sammlungen aus al-ʿĪsāwī (Rif Dimašq); Editionsnachweis jeweils im OCIANA-Eintrag.</w:t>
-      </w:r>
-    </w:p>
-    <w:p>
-      <w:pPr>
-        <w:spacing w:after="120" w:line="300" w:lineRule="auto"/>
-      </w:pPr>
-      <w:r>
-        <w:rPr>
-          <w:b/>
-        </w:rPr>
-        <w:t xml:space="preserve">RQ.A / RQ.D</w:t>
-      </w:r>
-      <w:r>
-        <w:t xml:space="preserve">: Aufnahmen aus Riǧm Qaʿqūl (Rif Dimašq).</w:t>
-      </w:r>
-    </w:p>
-    <w:p>
-      <w:pPr>
-        <w:spacing w:after="120" w:line="300" w:lineRule="auto"/>
-      </w:pPr>
-      <w:r>
-        <w:rPr>
-          <w:b/>
-        </w:rPr>
-        <w:t xml:space="preserve">RSIS / ASWS / SSWS / AbSWS / RWQ</w:t>
-      </w:r>
-      <w:r>
-        <w:t xml:space="preserve">: Surveys der Wādī-Sārah- und Wādī-Salma-Region (Provinz Al-Mafraq).</w:t>
-      </w:r>
-    </w:p>
-    <w:p>
-      <w:pPr>
-        <w:spacing w:after="120" w:line="300" w:lineRule="auto"/>
-      </w:pPr>
-      <w:r>
-        <w:rPr>
-          <w:b/>
-        </w:rPr>
-        <w:t xml:space="preserve">AbaNS / HaNS / HaNSB / HNSD / HSNS</w:t>
-      </w:r>
-      <w:r>
-        <w:t xml:space="preserve">: nordjordanische Safaitic-Surveys.</w:t>
-      </w:r>
-    </w:p>
-    <w:p>
-      <w:pPr>
-        <w:spacing w:after="120" w:line="300" w:lineRule="auto"/>
-      </w:pPr>
-      <w:r>
-        <w:rPr>
-          <w:b/>
-        </w:rPr>
-        <w:t xml:space="preserve">AAEK / ASFF</w:t>
-      </w:r>
-      <w:r>
-        <w:t xml:space="preserve">: Surveys von Qāʿ Fahadah (Provinz Al-Mafraq).</w:t>
-      </w:r>
-    </w:p>
-    <w:p>
-      <w:pPr>
-        <w:spacing w:after="120" w:line="300" w:lineRule="auto"/>
-      </w:pPr>
-      <w:r>
-        <w:rPr>
-          <w:b/>
-        </w:rPr>
-        <w:t xml:space="preserve">JaS / KWQ / CEDS / GSSH / MKJS / BS / WAMS / BWM / ZN</w:t>
-      </w:r>
-      <w:r>
-        <w:t xml:space="preserve">: weitere Survey-Daten aus der nordostjordanischen Ḥarrah; genaue Nachweise im OCIANA-Eintrag.</w:t>
+        <w:rPr>
+          <w:i/>
+          <w:iCs/>
+          <w:sz w:val="26"/>
+          <w:szCs w:val="26"/>
+        </w:rPr>
+        <w:t xml:space="preserve">— </w:t>
+      </w:r>
+      <w:r>
+        <w:t xml:space="preserve">Hier die Legende von Fundorten und Erstausgaben, außerdem die Auflösung der in der deutschen Übertragung enthaltenen Sonderzeichen:</w:t>
       </w:r>
     </w:p>
     <w:p/>
@@ -6205,6 +6001,230 @@
           <w:sz w:val="24"/>
           <w:szCs w:val="24"/>
         </w:rPr>
+        <w:t xml:space="preserve">Erstausgaben</w:t>
+      </w:r>
+    </w:p>
+    <w:p>
+      <w:pPr>
+        <w:spacing w:after="120" w:line="300" w:lineRule="auto"/>
+      </w:pPr>
+      <w:r>
+        <w:rPr>
+          <w:b/>
+        </w:rPr>
+        <w:t xml:space="preserve">HCH</w:t>
+      </w:r>
+      <w:r>
+        <w:t xml:space="preserve">: Inscriptions in the Harra Collection – Das von G. L. Harding 1953 in der jordanischen Basaltwüste dokumentierte Korpus.</w:t>
+      </w:r>
+    </w:p>
+    <w:p>
+      <w:pPr>
+        <w:spacing w:after="120" w:line="300" w:lineRule="auto"/>
+      </w:pPr>
+      <w:r>
+        <w:rPr>
+          <w:b/>
+        </w:rPr>
+        <w:t xml:space="preserve">KRS</w:t>
+      </w:r>
+      <w:r>
+        <w:t xml:space="preserve">: King Ramadan Survey – Funde aus den systematischen archäologischen Surveys in Nordostjordanien.</w:t>
+      </w:r>
+    </w:p>
+    <w:p>
+      <w:pPr>
+        <w:spacing w:after="120" w:line="300" w:lineRule="auto"/>
+      </w:pPr>
+      <w:r>
+        <w:rPr>
+          <w:b/>
+        </w:rPr>
+        <w:t xml:space="preserve">LP</w:t>
+      </w:r>
+      <w:r>
+        <w:t xml:space="preserve">: Littmann, Safaitic Inscriptions – frühe, grundlegende Editionen der Enno-Littmann-Expeditionen vom Beginn des 20. Jahrhunderts.</w:t>
+      </w:r>
+    </w:p>
+    <w:p>
+      <w:pPr>
+        <w:spacing w:after="120" w:line="300" w:lineRule="auto"/>
+      </w:pPr>
+      <w:r>
+        <w:rPr>
+          <w:b/>
+        </w:rPr>
+        <w:t xml:space="preserve">WH</w:t>
+      </w:r>
+      <w:r>
+        <w:t xml:space="preserve">: Winnett &amp; Harding, Inscriptions from Fifty Safaitic Cairns – Dokumentation von fünfzig Steinhügeln mit safaitischen Inschriften.</w:t>
+      </w:r>
+    </w:p>
+    <w:p>
+      <w:pPr>
+        <w:spacing w:after="120" w:line="300" w:lineRule="auto"/>
+      </w:pPr>
+      <w:r>
+        <w:rPr>
+          <w:b/>
+        </w:rPr>
+        <w:t xml:space="preserve">C</w:t>
+      </w:r>
+      <w:r>
+        <w:t xml:space="preserve">: Corpus Inscriptionum Semiticarum, Pars V – die safaitischen Inschriften (u. a. Dussaud &amp; Macler; Ryckmans 1950).</w:t>
+      </w:r>
+    </w:p>
+    <w:p>
+      <w:pPr>
+        <w:spacing w:after="120" w:line="300" w:lineRule="auto"/>
+      </w:pPr>
+      <w:r>
+        <w:rPr>
+          <w:b/>
+        </w:rPr>
+        <w:t xml:space="preserve">SIJ</w:t>
+      </w:r>
+      <w:r>
+        <w:t xml:space="preserve">: Winnett, Safaitic Inscriptions from Jordan (Toronto 1957).</w:t>
+      </w:r>
+    </w:p>
+    <w:p>
+      <w:pPr>
+        <w:spacing w:after="120" w:line="300" w:lineRule="auto"/>
+      </w:pPr>
+      <w:r>
+        <w:rPr>
+          <w:b/>
+        </w:rPr>
+        <w:t xml:space="preserve">ISB</w:t>
+      </w:r>
+      <w:r>
+        <w:t xml:space="preserve">: Oxtoby, Some Inscriptions of the Safaitic Bedouin (New Haven 1968).</w:t>
+      </w:r>
+    </w:p>
+    <w:p>
+      <w:pPr>
+        <w:spacing w:after="120" w:line="300" w:lineRule="auto"/>
+      </w:pPr>
+      <w:r>
+        <w:rPr>
+          <w:b/>
+        </w:rPr>
+        <w:t xml:space="preserve">CSNS</w:t>
+      </w:r>
+      <w:r>
+        <w:t xml:space="preserve">: Clark, A Study of New Safaitic Inscriptions from Jordan (1979).</w:t>
+      </w:r>
+    </w:p>
+    <w:p>
+      <w:pPr>
+        <w:spacing w:after="120" w:line="300" w:lineRule="auto"/>
+      </w:pPr>
+      <w:r>
+        <w:rPr>
+          <w:b/>
+        </w:rPr>
+        <w:t xml:space="preserve">Rees</w:t>
+      </w:r>
+      <w:r>
+        <w:t xml:space="preserve">: L. W. B. Rees, frühe Aufnahmen aus der Ḥarrat al-Raǧil (1920er Jahre).</w:t>
+      </w:r>
+    </w:p>
+    <w:p>
+      <w:pPr>
+        <w:spacing w:after="120" w:line="300" w:lineRule="auto"/>
+      </w:pPr>
+      <w:r>
+        <w:rPr>
+          <w:b/>
+        </w:rPr>
+        <w:t xml:space="preserve">Is.L / Is.Mu</w:t>
+      </w:r>
+      <w:r>
+        <w:t xml:space="preserve">: Sammlungen aus al-ʿĪsāwī (Rif Dimašq); Editionsnachweis jeweils im OCIANA-Eintrag.</w:t>
+      </w:r>
+    </w:p>
+    <w:p>
+      <w:pPr>
+        <w:spacing w:after="120" w:line="300" w:lineRule="auto"/>
+      </w:pPr>
+      <w:r>
+        <w:rPr>
+          <w:b/>
+        </w:rPr>
+        <w:t xml:space="preserve">RQ.A / RQ.D</w:t>
+      </w:r>
+      <w:r>
+        <w:t xml:space="preserve">: Aufnahmen aus Riǧm Qaʿqūl (Rif Dimašq).</w:t>
+      </w:r>
+    </w:p>
+    <w:p>
+      <w:pPr>
+        <w:spacing w:after="120" w:line="300" w:lineRule="auto"/>
+      </w:pPr>
+      <w:r>
+        <w:rPr>
+          <w:b/>
+        </w:rPr>
+        <w:t xml:space="preserve">RSIS / ASWS / SSWS / AbSWS / RWQ</w:t>
+      </w:r>
+      <w:r>
+        <w:t xml:space="preserve">: Surveys der Wādī-Sārah- und Wādī-Salma-Region (Provinz Al-Mafraq).</w:t>
+      </w:r>
+    </w:p>
+    <w:p>
+      <w:pPr>
+        <w:spacing w:after="120" w:line="300" w:lineRule="auto"/>
+      </w:pPr>
+      <w:r>
+        <w:rPr>
+          <w:b/>
+        </w:rPr>
+        <w:t xml:space="preserve">AbaNS / HaNS / HaNSB / HNSD / HSNS</w:t>
+      </w:r>
+      <w:r>
+        <w:t xml:space="preserve">: nordjordanische Safaitic-Surveys.</w:t>
+      </w:r>
+    </w:p>
+    <w:p>
+      <w:pPr>
+        <w:spacing w:after="120" w:line="300" w:lineRule="auto"/>
+      </w:pPr>
+      <w:r>
+        <w:rPr>
+          <w:b/>
+        </w:rPr>
+        <w:t xml:space="preserve">AAEK / ASFF</w:t>
+      </w:r>
+      <w:r>
+        <w:t xml:space="preserve">: Surveys von Qāʿ Fahadah (Provinz Al-Mafraq).</w:t>
+      </w:r>
+    </w:p>
+    <w:p>
+      <w:pPr>
+        <w:spacing w:after="120" w:line="300" w:lineRule="auto"/>
+      </w:pPr>
+      <w:r>
+        <w:rPr>
+          <w:b/>
+        </w:rPr>
+        <w:t xml:space="preserve">JaS / KWQ / CEDS / GSSH / MKJS / BS / WAMS / BWM / ZN</w:t>
+      </w:r>
+      <w:r>
+        <w:t xml:space="preserve">: weitere Survey-Daten aus der nordostjordanischen Ḥarrah; genaue Nachweise im OCIANA-Eintrag.</w:t>
+      </w:r>
+    </w:p>
+    <w:p/>
+    <w:p>
+      <w:pPr>
+        <w:spacing w:before="200" w:after="80"/>
+      </w:pPr>
+      <w:r>
+        <w:rPr>
+          <w:b/>
+          <w:sz w:val="24"/>
+          <w:szCs w:val="24"/>
+        </w:rPr>
         <w:t xml:space="preserve">Sonderzeichen</w:t>
       </w:r>
     </w:p>
@@ -6359,7 +6379,7 @@
         <w:t xml:space="preserve">ā · ī · ū · ō</w:t>
       </w:r>
       <w:r>
-        <w:t xml:space="preserve"> — lange Vokale in den eingedeutschten Orten/Personen (nicht in den vokallosen Inschriften selbst).</w:t>
+        <w:t xml:space="preserve"> — lange Vokale. Sie entstammen nicht der safaitischen Schrift (die keine kennt), sondern Namen, die anderswo mit Vokalen überliefert sind: heutige Fundorte, Götter, Städte.</w:t>
       </w:r>
     </w:p>
     <w:p/>
